--- a/technical Data Sheet Ranch Sauce.docx
+++ b/technical Data Sheet Ranch Sauce.docx
@@ -820,23 +820,7 @@
           <w:bCs/>
           <w:lang w:bidi="ar-EG"/>
         </w:rPr>
-        <w:t>(contains</w:t>
-      </w:r>
-      <w:r>
-        <w:rPr>
-          <w:b/>
-          <w:bCs/>
-          <w:lang w:bidi="ar-EG"/>
-        </w:rPr>
-        <w:t xml:space="preserve"> lactose </w:t>
-      </w:r>
-      <w:r>
-        <w:rPr>
-          <w:b/>
-          <w:bCs/>
-          <w:lang w:bidi="ar-EG"/>
-        </w:rPr>
-        <w:t>&amp; Gluten)</w:t>
+        <w:t>(contains lactose-gluten)</w:t>
       </w:r>
       <w:r>
         <w:rPr>
@@ -855,7 +839,7 @@
         <w:rPr>
           <w:lang w:bidi="ar-EG"/>
         </w:rPr>
-        <w:t xml:space="preserve">Chelating Substance (E385) – Antioxidant (E321) – </w:t>
+        <w:t>Chelating Substance (E385) – Antioxidant (E321) –</w:t>
       </w:r>
       <w:r>
         <w:rPr>
@@ -889,59 +873,24 @@
     <w:p>
       <w:pPr>
         <w:spacing w:line="240" w:lineRule="auto"/>
-        <w:rPr>
-          <w:b/>
-          <w:bCs/>
-        </w:rPr>
-      </w:pPr>
-      <w:r>
-        <w:rPr>
-          <w:b/>
-          <w:bCs/>
-        </w:rPr>
+      </w:pPr>
+      <w:r>
         <w:t>Co</w:t>
       </w:r>
       <w:r>
-        <w:rPr>
-          <w:b/>
-          <w:bCs/>
-        </w:rPr>
         <w:t>ntains Egg &amp;</w:t>
       </w:r>
       <w:r>
-        <w:rPr>
-          <w:b/>
-          <w:bCs/>
-        </w:rPr>
         <w:t xml:space="preserve"> M</w:t>
       </w:r>
       <w:r>
-        <w:rPr>
-          <w:b/>
-          <w:bCs/>
-        </w:rPr>
         <w:t>u</w:t>
       </w:r>
       <w:r>
-        <w:rPr>
-          <w:b/>
-          <w:bCs/>
-        </w:rPr>
-        <w:t xml:space="preserve">stard </w:t>
-      </w:r>
-      <w:r>
-        <w:rPr>
-          <w:b/>
-          <w:bCs/>
-        </w:rPr>
-        <w:t xml:space="preserve">&amp; Gluten and </w:t>
-      </w:r>
-      <w:r>
-        <w:rPr>
-          <w:b/>
-          <w:bCs/>
-        </w:rPr>
-        <w:t>lactose</w:t>
+        <w:t>stard</w:t>
+      </w:r>
+      <w:r>
+        <w:t>-lactose-gluten</w:t>
       </w:r>
     </w:p>
     <w:p>
@@ -1381,23 +1330,7 @@
                 <w:sz w:val="20"/>
                 <w:szCs w:val="20"/>
               </w:rPr>
-              <w:t xml:space="preserve">Heavy consistency. </w:t>
-            </w:r>
-            <w:proofErr w:type="spellStart"/>
-            <w:r>
-              <w:rPr>
-                <w:sz w:val="20"/>
-                <w:szCs w:val="20"/>
-              </w:rPr>
-              <w:t>Spoonable</w:t>
-            </w:r>
-            <w:proofErr w:type="spellEnd"/>
-            <w:r>
-              <w:rPr>
-                <w:sz w:val="20"/>
-                <w:szCs w:val="20"/>
-              </w:rPr>
-              <w:t>, not flowable.</w:t>
+              <w:t>Heavy consistency. Spoonable, not flowable.</w:t>
             </w:r>
           </w:p>
         </w:tc>
@@ -1911,23 +1844,7 @@
                 <w:sz w:val="18"/>
                 <w:szCs w:val="18"/>
               </w:rPr>
-              <w:t xml:space="preserve">Less than 10 </w:t>
-            </w:r>
-            <w:proofErr w:type="spellStart"/>
-            <w:r>
-              <w:rPr>
-                <w:sz w:val="18"/>
-                <w:szCs w:val="18"/>
-              </w:rPr>
-              <w:t>cfu</w:t>
-            </w:r>
-            <w:proofErr w:type="spellEnd"/>
-            <w:r>
-              <w:rPr>
-                <w:sz w:val="18"/>
-                <w:szCs w:val="18"/>
-              </w:rPr>
-              <w:t xml:space="preserve"> /gm</w:t>
+              <w:t>Less than 10 cfu /gm</w:t>
             </w:r>
           </w:p>
         </w:tc>
@@ -2041,23 +1958,7 @@
                 <w:sz w:val="18"/>
                 <w:szCs w:val="18"/>
               </w:rPr>
-              <w:t xml:space="preserve">Less than 10 </w:t>
-            </w:r>
-            <w:proofErr w:type="spellStart"/>
-            <w:r>
-              <w:rPr>
-                <w:sz w:val="18"/>
-                <w:szCs w:val="18"/>
-              </w:rPr>
-              <w:t>cfu</w:t>
-            </w:r>
-            <w:proofErr w:type="spellEnd"/>
-            <w:r>
-              <w:rPr>
-                <w:sz w:val="18"/>
-                <w:szCs w:val="18"/>
-              </w:rPr>
-              <w:t xml:space="preserve"> /gm</w:t>
+              <w:t>Less than 10 cfu /gm</w:t>
             </w:r>
           </w:p>
         </w:tc>
@@ -2360,148 +2261,56 @@
                 <w:szCs w:val="18"/>
                 <w:lang w:val="fr-FR"/>
               </w:rPr>
-              <w:t xml:space="preserve">Not </w:t>
-            </w:r>
-            <w:proofErr w:type="spellStart"/>
-            <w:r>
+              <w:t>Not detected in 25 gm</w:t>
+            </w:r>
+          </w:p>
+        </w:tc>
+        <w:tc>
+          <w:tcPr>
+            <w:tcW w:w="1505" w:type="dxa"/>
+          </w:tcPr>
+          <w:p>
+            <w:pPr>
+              <w:jc w:val="center"/>
               <w:rPr>
                 <w:sz w:val="18"/>
                 <w:szCs w:val="18"/>
                 <w:lang w:val="fr-FR"/>
               </w:rPr>
-              <w:t>detected</w:t>
-            </w:r>
-            <w:proofErr w:type="spellEnd"/>
+            </w:pPr>
             <w:r>
               <w:rPr>
                 <w:sz w:val="18"/>
                 <w:szCs w:val="18"/>
                 <w:lang w:val="fr-FR"/>
               </w:rPr>
-              <w:t xml:space="preserve"> </w:t>
-            </w:r>
-            <w:proofErr w:type="spellStart"/>
-            <w:r>
-              <w:rPr>
+              <w:t>Iso6579.1 :2017</w:t>
+            </w:r>
+          </w:p>
+        </w:tc>
+        <w:tc>
+          <w:tcPr>
+            <w:tcW w:w="2698" w:type="dxa"/>
+          </w:tcPr>
+          <w:p>
+            <w:pPr>
+              <w:jc w:val="center"/>
+              <w:rPr>
+                <w:b/>
+                <w:bCs/>
                 <w:sz w:val="18"/>
                 <w:szCs w:val="18"/>
                 <w:lang w:val="fr-FR"/>
               </w:rPr>
-              <w:t>in</w:t>
-            </w:r>
-            <w:proofErr w:type="spellEnd"/>
+            </w:pPr>
             <w:r>
               <w:rPr>
                 <w:sz w:val="18"/>
                 <w:szCs w:val="18"/>
                 <w:lang w:val="fr-FR"/>
               </w:rPr>
-              <w:t xml:space="preserve"> 25 </w:t>
-            </w:r>
-            <w:proofErr w:type="spellStart"/>
-            <w:r>
-              <w:rPr>
-                <w:sz w:val="18"/>
-                <w:szCs w:val="18"/>
-                <w:lang w:val="fr-FR"/>
-              </w:rPr>
-              <w:t>gm</w:t>
-            </w:r>
-            <w:proofErr w:type="spellEnd"/>
-          </w:p>
-        </w:tc>
-        <w:tc>
-          <w:tcPr>
-            <w:tcW w:w="1505" w:type="dxa"/>
-          </w:tcPr>
-          <w:p>
-            <w:pPr>
-              <w:jc w:val="center"/>
-              <w:rPr>
-                <w:sz w:val="18"/>
-                <w:szCs w:val="18"/>
-                <w:lang w:val="fr-FR"/>
-              </w:rPr>
-            </w:pPr>
-            <w:r>
-              <w:rPr>
-                <w:sz w:val="18"/>
-                <w:szCs w:val="18"/>
-                <w:lang w:val="fr-FR"/>
-              </w:rPr>
-              <w:t>Iso6579.1 :2017</w:t>
-            </w:r>
-          </w:p>
-        </w:tc>
-        <w:tc>
-          <w:tcPr>
-            <w:tcW w:w="2698" w:type="dxa"/>
-          </w:tcPr>
-          <w:p>
-            <w:pPr>
-              <w:jc w:val="center"/>
-              <w:rPr>
-                <w:b/>
-                <w:bCs/>
-                <w:sz w:val="18"/>
-                <w:szCs w:val="18"/>
-                <w:lang w:val="fr-FR"/>
-              </w:rPr>
-            </w:pPr>
-            <w:r>
-              <w:rPr>
-                <w:sz w:val="18"/>
-                <w:szCs w:val="18"/>
-                <w:lang w:val="fr-FR"/>
-              </w:rPr>
-              <w:t xml:space="preserve">Not </w:t>
-            </w:r>
-            <w:proofErr w:type="spellStart"/>
-            <w:r>
-              <w:rPr>
-                <w:sz w:val="18"/>
-                <w:szCs w:val="18"/>
-                <w:lang w:val="fr-FR"/>
-              </w:rPr>
-              <w:t>detected</w:t>
-            </w:r>
-            <w:proofErr w:type="spellEnd"/>
-            <w:r>
-              <w:rPr>
-                <w:sz w:val="18"/>
-                <w:szCs w:val="18"/>
-                <w:lang w:val="fr-FR"/>
-              </w:rPr>
-              <w:t xml:space="preserve"> </w:t>
-            </w:r>
-            <w:proofErr w:type="spellStart"/>
-            <w:r>
-              <w:rPr>
-                <w:sz w:val="18"/>
-                <w:szCs w:val="18"/>
-                <w:lang w:val="fr-FR"/>
-              </w:rPr>
-              <w:t>in</w:t>
-            </w:r>
-            <w:proofErr w:type="spellEnd"/>
-            <w:r>
-              <w:rPr>
-                <w:sz w:val="18"/>
-                <w:szCs w:val="18"/>
-                <w:lang w:val="fr-FR"/>
-              </w:rPr>
-              <w:t xml:space="preserve"> 25 </w:t>
-            </w:r>
-            <w:proofErr w:type="spellStart"/>
-            <w:r>
-              <w:rPr>
-                <w:sz w:val="18"/>
-                <w:szCs w:val="18"/>
-                <w:lang w:val="fr-FR"/>
-              </w:rPr>
-              <w:t>gm</w:t>
-            </w:r>
-            <w:proofErr w:type="spellEnd"/>
+              <w:t>Not detected in 25 gm</w:t>
+            </w:r>
           </w:p>
         </w:tc>
       </w:tr>
@@ -2571,146 +2380,54 @@
                 <w:szCs w:val="18"/>
                 <w:lang w:val="fr-FR"/>
               </w:rPr>
-              <w:t xml:space="preserve">Not </w:t>
-            </w:r>
-            <w:proofErr w:type="spellStart"/>
-            <w:r>
+              <w:t>Not detected in 25 gm</w:t>
+            </w:r>
+          </w:p>
+        </w:tc>
+        <w:tc>
+          <w:tcPr>
+            <w:tcW w:w="1505" w:type="dxa"/>
+          </w:tcPr>
+          <w:p>
+            <w:pPr>
+              <w:jc w:val="center"/>
               <w:rPr>
                 <w:sz w:val="18"/>
                 <w:szCs w:val="18"/>
                 <w:lang w:val="fr-FR"/>
               </w:rPr>
-              <w:t>detected</w:t>
-            </w:r>
-            <w:proofErr w:type="spellEnd"/>
+            </w:pPr>
             <w:r>
               <w:rPr>
                 <w:sz w:val="18"/>
                 <w:szCs w:val="18"/>
                 <w:lang w:val="fr-FR"/>
               </w:rPr>
-              <w:t xml:space="preserve"> </w:t>
-            </w:r>
-            <w:proofErr w:type="spellStart"/>
-            <w:r>
+              <w:t>Iso11290.1 :2017</w:t>
+            </w:r>
+          </w:p>
+        </w:tc>
+        <w:tc>
+          <w:tcPr>
+            <w:tcW w:w="2698" w:type="dxa"/>
+          </w:tcPr>
+          <w:p>
+            <w:pPr>
+              <w:jc w:val="center"/>
               <w:rPr>
                 <w:sz w:val="18"/>
                 <w:szCs w:val="18"/>
                 <w:lang w:val="fr-FR"/>
               </w:rPr>
-              <w:t>in</w:t>
-            </w:r>
-            <w:proofErr w:type="spellEnd"/>
+            </w:pPr>
             <w:r>
               <w:rPr>
                 <w:sz w:val="18"/>
                 <w:szCs w:val="18"/>
                 <w:lang w:val="fr-FR"/>
               </w:rPr>
-              <w:t xml:space="preserve"> 25 </w:t>
-            </w:r>
-            <w:proofErr w:type="spellStart"/>
-            <w:r>
-              <w:rPr>
-                <w:sz w:val="18"/>
-                <w:szCs w:val="18"/>
-                <w:lang w:val="fr-FR"/>
-              </w:rPr>
-              <w:t>gm</w:t>
-            </w:r>
-            <w:proofErr w:type="spellEnd"/>
-          </w:p>
-        </w:tc>
-        <w:tc>
-          <w:tcPr>
-            <w:tcW w:w="1505" w:type="dxa"/>
-          </w:tcPr>
-          <w:p>
-            <w:pPr>
-              <w:jc w:val="center"/>
-              <w:rPr>
-                <w:sz w:val="18"/>
-                <w:szCs w:val="18"/>
-                <w:lang w:val="fr-FR"/>
-              </w:rPr>
-            </w:pPr>
-            <w:r>
-              <w:rPr>
-                <w:sz w:val="18"/>
-                <w:szCs w:val="18"/>
-                <w:lang w:val="fr-FR"/>
-              </w:rPr>
-              <w:t>Iso11290.1 :2017</w:t>
-            </w:r>
-          </w:p>
-        </w:tc>
-        <w:tc>
-          <w:tcPr>
-            <w:tcW w:w="2698" w:type="dxa"/>
-          </w:tcPr>
-          <w:p>
-            <w:pPr>
-              <w:jc w:val="center"/>
-              <w:rPr>
-                <w:sz w:val="18"/>
-                <w:szCs w:val="18"/>
-                <w:lang w:val="fr-FR"/>
-              </w:rPr>
-            </w:pPr>
-            <w:r>
-              <w:rPr>
-                <w:sz w:val="18"/>
-                <w:szCs w:val="18"/>
-                <w:lang w:val="fr-FR"/>
-              </w:rPr>
-              <w:t xml:space="preserve">Not </w:t>
-            </w:r>
-            <w:proofErr w:type="spellStart"/>
-            <w:r>
-              <w:rPr>
-                <w:sz w:val="18"/>
-                <w:szCs w:val="18"/>
-                <w:lang w:val="fr-FR"/>
-              </w:rPr>
-              <w:t>detected</w:t>
-            </w:r>
-            <w:proofErr w:type="spellEnd"/>
-            <w:r>
-              <w:rPr>
-                <w:sz w:val="18"/>
-                <w:szCs w:val="18"/>
-                <w:lang w:val="fr-FR"/>
-              </w:rPr>
-              <w:t xml:space="preserve"> </w:t>
-            </w:r>
-            <w:proofErr w:type="spellStart"/>
-            <w:r>
-              <w:rPr>
-                <w:sz w:val="18"/>
-                <w:szCs w:val="18"/>
-                <w:lang w:val="fr-FR"/>
-              </w:rPr>
-              <w:t>in</w:t>
-            </w:r>
-            <w:proofErr w:type="spellEnd"/>
-            <w:r>
-              <w:rPr>
-                <w:sz w:val="18"/>
-                <w:szCs w:val="18"/>
-                <w:lang w:val="fr-FR"/>
-              </w:rPr>
-              <w:t xml:space="preserve"> 25 </w:t>
-            </w:r>
-            <w:proofErr w:type="spellStart"/>
-            <w:r>
-              <w:rPr>
-                <w:sz w:val="18"/>
-                <w:szCs w:val="18"/>
-                <w:lang w:val="fr-FR"/>
-              </w:rPr>
-              <w:t>gm</w:t>
-            </w:r>
-            <w:proofErr w:type="spellEnd"/>
+              <w:t>Not detected in 25 gm</w:t>
+            </w:r>
           </w:p>
         </w:tc>
       </w:tr>
@@ -2758,19 +2475,7 @@
               <w:rPr>
                 <w:rFonts w:ascii="LucidaGrande-Bold" w:hAnsi="LucidaGrande-Bold" w:cs="LucidaGrande-Bold"/>
               </w:rPr>
-              <w:t>Ye</w:t>
-            </w:r>
-            <w:r>
-              <w:rPr>
-                <w:rFonts w:ascii="LucidaGrande-Bold" w:hAnsi="LucidaGrande-Bold" w:cs="LucidaGrande-Bold"/>
-              </w:rPr>
-              <w:t>a</w:t>
-            </w:r>
-            <w:r>
-              <w:rPr>
-                <w:rFonts w:ascii="LucidaGrande-Bold" w:hAnsi="LucidaGrande-Bold" w:cs="LucidaGrande-Bold"/>
-              </w:rPr>
-              <w:t xml:space="preserve">st </w:t>
+              <w:t xml:space="preserve">Yest </w:t>
             </w:r>
             <w:r>
               <w:rPr>
@@ -2805,23 +2510,7 @@
                 <w:sz w:val="18"/>
                 <w:szCs w:val="18"/>
               </w:rPr>
-              <w:t xml:space="preserve">Less than 10 </w:t>
-            </w:r>
-            <w:proofErr w:type="spellStart"/>
-            <w:r>
-              <w:rPr>
-                <w:sz w:val="18"/>
-                <w:szCs w:val="18"/>
-              </w:rPr>
-              <w:t>cfu</w:t>
-            </w:r>
-            <w:proofErr w:type="spellEnd"/>
-            <w:r>
-              <w:rPr>
-                <w:sz w:val="18"/>
-                <w:szCs w:val="18"/>
-              </w:rPr>
-              <w:t xml:space="preserve"> /gm</w:t>
+              <w:t>Less than 10 cfu /gm</w:t>
             </w:r>
           </w:p>
         </w:tc>
@@ -3020,14 +2709,12 @@
           <w:lang w:val="fr-FR" w:bidi="ar-EG"/>
         </w:rPr>
       </w:pPr>
-      <w:proofErr w:type="spellStart"/>
       <w:r>
         <w:rPr>
           <w:lang w:val="fr-FR" w:bidi="ar-EG"/>
         </w:rPr>
         <w:t>Ingredients</w:t>
       </w:r>
-      <w:proofErr w:type="spellEnd"/>
     </w:p>
     <w:p>
       <w:pPr>
@@ -3037,28 +2724,18 @@
         </w:rPr>
       </w:pPr>
       <w:bookmarkStart w:id="3" w:name="_Hlk175749761"/>
-      <w:proofErr w:type="spellStart"/>
-      <w:r>
-        <w:rPr>
-          <w:lang w:val="fr-FR" w:bidi="ar-EG"/>
-        </w:rPr>
-        <w:t>Vegetable</w:t>
-      </w:r>
-      <w:proofErr w:type="spellEnd"/>
-      <w:r>
-        <w:rPr>
-          <w:lang w:val="fr-FR" w:bidi="ar-EG"/>
-        </w:rPr>
-        <w:t xml:space="preserve"> </w:t>
-      </w:r>
-      <w:proofErr w:type="spellStart"/>
+      <w:r>
+        <w:rPr>
+          <w:lang w:val="fr-FR" w:bidi="ar-EG"/>
+        </w:rPr>
+        <w:t xml:space="preserve">Vegetable </w:t>
+      </w:r>
       <w:r>
         <w:rPr>
           <w:lang w:val="fr-FR" w:bidi="ar-EG"/>
         </w:rPr>
         <w:t>Oil</w:t>
       </w:r>
-      <w:proofErr w:type="spellEnd"/>
       <w:r>
         <w:rPr>
           <w:lang w:val="fr-FR" w:bidi="ar-EG"/>
@@ -3081,19 +2758,11 @@
         </w:rPr>
         <w:t xml:space="preserve">Egg </w:t>
       </w:r>
-      <w:proofErr w:type="spellStart"/>
-      <w:r>
-        <w:rPr>
-          <w:lang w:val="fr-FR" w:bidi="ar-EG"/>
-        </w:rPr>
-        <w:t>yolk</w:t>
-      </w:r>
-      <w:proofErr w:type="spellEnd"/>
-      <w:r>
-        <w:rPr>
-          <w:lang w:val="fr-FR" w:bidi="ar-EG"/>
-        </w:rPr>
-        <w:t xml:space="preserve">   </w:t>
+      <w:r>
+        <w:rPr>
+          <w:lang w:val="fr-FR" w:bidi="ar-EG"/>
+        </w:rPr>
+        <w:t xml:space="preserve">yolk   </w:t>
       </w:r>
       <w:r>
         <w:rPr>
@@ -3137,14 +2806,12 @@
         </w:rPr>
         <w:t xml:space="preserve">Natural </w:t>
       </w:r>
-      <w:proofErr w:type="spellStart"/>
       <w:r>
         <w:rPr>
           <w:lang w:val="fr-FR" w:bidi="ar-EG"/>
         </w:rPr>
         <w:t>vinegar</w:t>
       </w:r>
-      <w:proofErr w:type="spellEnd"/>
       <w:r>
         <w:rPr>
           <w:lang w:val="fr-FR" w:bidi="ar-EG"/>
@@ -3207,35 +2874,7 @@
         <w:rPr>
           <w:lang w:val="fr-FR" w:bidi="ar-EG"/>
         </w:rPr>
-        <w:t xml:space="preserve">– </w:t>
-      </w:r>
-      <w:proofErr w:type="spellStart"/>
-      <w:r>
-        <w:rPr>
-          <w:lang w:val="fr-FR" w:bidi="ar-EG"/>
-        </w:rPr>
-        <w:t>Spices</w:t>
-      </w:r>
-      <w:proofErr w:type="spellEnd"/>
-      <w:r>
-        <w:rPr>
-          <w:lang w:val="fr-FR" w:bidi="ar-EG"/>
-        </w:rPr>
-        <w:t xml:space="preserve"> – Parsley - </w:t>
-      </w:r>
-      <w:proofErr w:type="spellStart"/>
-      <w:r>
-        <w:rPr>
-          <w:lang w:val="fr-FR" w:bidi="ar-EG"/>
-        </w:rPr>
-        <w:t>Thickeners</w:t>
-      </w:r>
-      <w:proofErr w:type="spellEnd"/>
-      <w:r>
-        <w:rPr>
-          <w:lang w:val="fr-FR" w:bidi="ar-EG"/>
-        </w:rPr>
-        <w:t xml:space="preserve"> (E </w:t>
+        <w:t xml:space="preserve">– Spices – Parsley - Thickeners (E </w:t>
       </w:r>
       <w:r>
         <w:rPr>
@@ -3273,75 +2912,59 @@
         <w:rPr>
           <w:lang w:val="fr-FR" w:bidi="ar-EG"/>
         </w:rPr>
+        <w:t xml:space="preserve"> Acidity regulator (E330 – E270) – Flavor Enhancer (E</w:t>
+      </w:r>
+      <w:r>
+        <w:rPr>
+          <w:lang w:val="fr-FR" w:bidi="ar-EG"/>
+        </w:rPr>
+        <w:t>621</w:t>
+      </w:r>
+      <w:r>
+        <w:rPr>
+          <w:lang w:val="fr-FR" w:bidi="ar-EG"/>
+        </w:rPr>
+        <w:t>) -</w:t>
+      </w:r>
+      <w:r>
+        <w:rPr>
+          <w:lang w:val="fr-FR" w:bidi="ar-EG"/>
+        </w:rPr>
         <w:t xml:space="preserve"> </w:t>
       </w:r>
-      <w:proofErr w:type="spellStart"/>
-      <w:r>
-        <w:rPr>
-          <w:lang w:val="fr-FR" w:bidi="ar-EG"/>
-        </w:rPr>
-        <w:t>Acidity</w:t>
-      </w:r>
-      <w:proofErr w:type="spellEnd"/>
+      <w:r>
+        <w:rPr>
+          <w:b/>
+          <w:bCs/>
+          <w:lang w:val="fr-FR" w:bidi="ar-EG"/>
+        </w:rPr>
+        <w:t>Ranch</w:t>
+      </w:r>
       <w:r>
         <w:rPr>
           <w:lang w:val="fr-FR" w:bidi="ar-EG"/>
         </w:rPr>
         <w:t xml:space="preserve"> </w:t>
       </w:r>
-      <w:proofErr w:type="spellStart"/>
-      <w:r>
-        <w:rPr>
-          <w:lang w:val="fr-FR" w:bidi="ar-EG"/>
-        </w:rPr>
-        <w:t>regulator</w:t>
-      </w:r>
-      <w:proofErr w:type="spellEnd"/>
-      <w:r>
-        <w:rPr>
-          <w:lang w:val="fr-FR" w:bidi="ar-EG"/>
-        </w:rPr>
-        <w:t xml:space="preserve"> (E330 – E270) – </w:t>
-      </w:r>
-      <w:proofErr w:type="spellStart"/>
-      <w:r>
-        <w:rPr>
+      <w:r>
+        <w:rPr>
+          <w:b/>
+          <w:bCs/>
           <w:lang w:val="fr-FR" w:bidi="ar-EG"/>
         </w:rPr>
         <w:t>Flavor</w:t>
       </w:r>
-      <w:proofErr w:type="spellEnd"/>
       <w:r>
         <w:rPr>
           <w:lang w:val="fr-FR" w:bidi="ar-EG"/>
         </w:rPr>
         <w:t xml:space="preserve"> </w:t>
       </w:r>
-      <w:proofErr w:type="spellStart"/>
-      <w:r>
-        <w:rPr>
-          <w:lang w:val="fr-FR" w:bidi="ar-EG"/>
-        </w:rPr>
-        <w:t>Enhancer</w:t>
-      </w:r>
-      <w:proofErr w:type="spellEnd"/>
-      <w:r>
-        <w:rPr>
-          <w:lang w:val="fr-FR" w:bidi="ar-EG"/>
-        </w:rPr>
-        <w:t xml:space="preserve"> (E</w:t>
-      </w:r>
-      <w:r>
-        <w:rPr>
-          <w:lang w:val="fr-FR" w:bidi="ar-EG"/>
-        </w:rPr>
-        <w:t>621</w:t>
-      </w:r>
-      <w:r>
-        <w:rPr>
-          <w:lang w:val="fr-FR" w:bidi="ar-EG"/>
-        </w:rPr>
-        <w:t>) -</w:t>
+      <w:r>
+        <w:rPr>
+          <w:lang w:val="fr-FR" w:bidi="ar-EG"/>
+        </w:rPr>
+        <w:t>– Chelating Substance</w:t>
       </w:r>
       <w:r>
         <w:rPr>
@@ -3351,11 +2974,27 @@
       </w:r>
       <w:r>
         <w:rPr>
-          <w:b/>
-          <w:bCs/>
-          <w:lang w:val="fr-FR" w:bidi="ar-EG"/>
-        </w:rPr>
-        <w:t>Ranch</w:t>
+          <w:lang w:val="fr-FR" w:bidi="ar-EG"/>
+        </w:rPr>
+        <w:t>(E</w:t>
+      </w:r>
+      <w:r>
+        <w:rPr>
+          <w:lang w:val="fr-FR" w:bidi="ar-EG"/>
+        </w:rPr>
+        <w:t>385) – Antioxidant (</w:t>
+      </w:r>
+      <w:r>
+        <w:rPr>
+          <w:lang w:val="fr-FR" w:bidi="ar-EG"/>
+        </w:rPr>
+        <w:t>E321</w:t>
+      </w:r>
+      <w:r>
+        <w:rPr>
+          <w:lang w:val="fr-FR" w:bidi="ar-EG"/>
+        </w:rPr>
+        <w:t>) –</w:t>
       </w:r>
       <w:r>
         <w:rPr>
@@ -3363,146 +3002,12 @@
         </w:rPr>
         <w:t xml:space="preserve"> </w:t>
       </w:r>
-      <w:proofErr w:type="spellStart"/>
-      <w:r>
-        <w:rPr>
-          <w:b/>
-          <w:bCs/>
-          <w:lang w:val="fr-FR" w:bidi="ar-EG"/>
-        </w:rPr>
-        <w:t>Flavor</w:t>
-      </w:r>
-      <w:proofErr w:type="spellEnd"/>
-      <w:r>
-        <w:rPr>
-          <w:b/>
-          <w:bCs/>
-          <w:lang w:val="fr-FR" w:bidi="ar-EG"/>
-        </w:rPr>
-        <w:t>(</w:t>
-      </w:r>
-      <w:proofErr w:type="spellStart"/>
-      <w:r>
-        <w:rPr>
-          <w:b/>
-          <w:bCs/>
-          <w:lang w:val="fr-FR" w:bidi="ar-EG"/>
-        </w:rPr>
-        <w:t>contains</w:t>
-      </w:r>
-      <w:proofErr w:type="spellEnd"/>
-      <w:r>
-        <w:rPr>
-          <w:b/>
-          <w:bCs/>
-          <w:lang w:val="fr-FR" w:bidi="ar-EG"/>
-        </w:rPr>
-        <w:t xml:space="preserve"> lactose &amp;gluten)</w:t>
-      </w:r>
-      <w:r>
-        <w:rPr>
-          <w:lang w:val="fr-FR" w:bidi="ar-EG"/>
-        </w:rPr>
-        <w:t xml:space="preserve"> </w:t>
-      </w:r>
-      <w:r>
-        <w:rPr>
-          <w:lang w:val="fr-FR" w:bidi="ar-EG"/>
-        </w:rPr>
-        <w:t xml:space="preserve">– </w:t>
-      </w:r>
-      <w:proofErr w:type="spellStart"/>
-      <w:r>
-        <w:rPr>
-          <w:lang w:val="fr-FR" w:bidi="ar-EG"/>
-        </w:rPr>
-        <w:t>Chelating</w:t>
-      </w:r>
-      <w:proofErr w:type="spellEnd"/>
-      <w:r>
-        <w:rPr>
-          <w:lang w:val="fr-FR" w:bidi="ar-EG"/>
-        </w:rPr>
-        <w:t xml:space="preserve"> Substance</w:t>
-      </w:r>
-      <w:r>
-        <w:rPr>
-          <w:lang w:val="fr-FR" w:bidi="ar-EG"/>
-        </w:rPr>
-        <w:t xml:space="preserve"> </w:t>
-      </w:r>
-      <w:r>
-        <w:rPr>
-          <w:lang w:val="fr-FR" w:bidi="ar-EG"/>
-        </w:rPr>
-        <w:t>(E</w:t>
-      </w:r>
-      <w:r>
-        <w:rPr>
-          <w:lang w:val="fr-FR" w:bidi="ar-EG"/>
-        </w:rPr>
-        <w:t xml:space="preserve">385) – </w:t>
-      </w:r>
-      <w:proofErr w:type="spellStart"/>
-      <w:r>
-        <w:rPr>
-          <w:lang w:val="fr-FR" w:bidi="ar-EG"/>
-        </w:rPr>
-        <w:t>Antioxidant</w:t>
-      </w:r>
-      <w:proofErr w:type="spellEnd"/>
-      <w:r>
-        <w:rPr>
-          <w:lang w:val="fr-FR" w:bidi="ar-EG"/>
-        </w:rPr>
-        <w:t xml:space="preserve"> (</w:t>
-      </w:r>
-      <w:r>
-        <w:rPr>
-          <w:lang w:val="fr-FR" w:bidi="ar-EG"/>
-        </w:rPr>
-        <w:t>E321</w:t>
-      </w:r>
-      <w:r>
-        <w:rPr>
-          <w:lang w:val="fr-FR" w:bidi="ar-EG"/>
-        </w:rPr>
-        <w:t>) –</w:t>
-      </w:r>
-      <w:r>
-        <w:rPr>
-          <w:lang w:val="fr-FR" w:bidi="ar-EG"/>
-        </w:rPr>
-        <w:t xml:space="preserve"> </w:t>
-      </w:r>
       <w:bookmarkEnd w:id="3"/>
-      <w:proofErr w:type="spellStart"/>
-      <w:r>
-        <w:rPr>
-          <w:lang w:val="fr-FR" w:bidi="ar-EG"/>
-        </w:rPr>
-        <w:t>preservative</w:t>
-      </w:r>
-      <w:proofErr w:type="spellEnd"/>
-      <w:r>
-        <w:rPr>
-          <w:lang w:val="fr-FR" w:bidi="ar-EG"/>
-        </w:rPr>
-        <w:t xml:space="preserve"> (potassium </w:t>
-      </w:r>
-      <w:proofErr w:type="spellStart"/>
-      <w:r>
-        <w:rPr>
-          <w:lang w:val="fr-FR" w:bidi="ar-EG"/>
-        </w:rPr>
-        <w:t>sorbate</w:t>
-      </w:r>
-      <w:proofErr w:type="spellEnd"/>
-      <w:r>
-        <w:rPr>
-          <w:lang w:val="fr-FR" w:bidi="ar-EG"/>
-        </w:rPr>
-        <w:t xml:space="preserve"> E202 – sodium benzoate E211) 2000ppm.</w:t>
+      <w:r>
+        <w:rPr>
+          <w:lang w:val="fr-FR" w:bidi="ar-EG"/>
+        </w:rPr>
+        <w:t>preservative (potassium sorbate E202 – sodium benzoate E211) 2000ppm.</w:t>
       </w:r>
     </w:p>
     <w:p>
@@ -4144,111 +3649,45 @@
       </w:r>
       <w:r>
         <w:rPr>
-          <w:b/>
-          <w:bCs/>
+          <w:lang w:val="fr-FR" w:bidi="ar-EG"/>
+        </w:rPr>
+        <w:t xml:space="preserve"> - </w:t>
+      </w:r>
+      <w:r>
+        <w:rPr>
+          <w:lang w:val="fr-FR" w:bidi="ar-EG"/>
+        </w:rPr>
+        <w:t xml:space="preserve">chélating substance </w:t>
+      </w:r>
+      <w:r>
+        <w:rPr>
           <w:lang w:val="fr-FR" w:bidi="ar-EG"/>
         </w:rPr>
         <w:t>(</w:t>
       </w:r>
-      <w:proofErr w:type="spellStart"/>
-      <w:r>
-        <w:rPr>
-          <w:b/>
-          <w:bCs/>
-          <w:lang w:val="fr-FR" w:bidi="ar-EG"/>
-        </w:rPr>
-        <w:t>contains</w:t>
-      </w:r>
-      <w:proofErr w:type="spellEnd"/>
-      <w:r>
-        <w:rPr>
-          <w:b/>
-          <w:bCs/>
+      <w:r>
+        <w:rPr>
+          <w:lang w:val="fr-FR" w:bidi="ar-EG"/>
+        </w:rPr>
+        <w:t>E385) - Antioxydant (E321)</w:t>
+      </w:r>
+      <w:r>
+        <w:rPr>
+          <w:lang w:val="fr-FR" w:bidi="ar-EG"/>
+        </w:rPr>
+        <w:t xml:space="preserve"> –</w:t>
+      </w:r>
+      <w:r>
+        <w:rPr>
           <w:lang w:val="fr-FR" w:bidi="ar-EG"/>
         </w:rPr>
         <w:t xml:space="preserve"> </w:t>
       </w:r>
-      <w:proofErr w:type="spellStart"/>
-      <w:r>
-        <w:rPr>
-          <w:b/>
-          <w:bCs/>
-          <w:lang w:val="fr-FR" w:bidi="ar-EG"/>
-        </w:rPr>
-        <w:t>lactose&amp;Gluten</w:t>
-      </w:r>
-      <w:proofErr w:type="spellEnd"/>
-      <w:r>
-        <w:rPr>
-          <w:b/>
-          <w:bCs/>
-          <w:lang w:val="fr-FR" w:bidi="ar-EG"/>
-        </w:rPr>
-        <w:t>)</w:t>
-      </w:r>
-      <w:r>
-        <w:rPr>
-          <w:lang w:val="fr-FR" w:bidi="ar-EG"/>
-        </w:rPr>
-        <w:t xml:space="preserve"> - </w:t>
-      </w:r>
-      <w:proofErr w:type="spellStart"/>
-      <w:r>
-        <w:rPr>
-          <w:lang w:val="fr-FR" w:bidi="ar-EG"/>
-        </w:rPr>
-        <w:t>chélating</w:t>
-      </w:r>
-      <w:proofErr w:type="spellEnd"/>
-      <w:r>
-        <w:rPr>
-          <w:lang w:val="fr-FR" w:bidi="ar-EG"/>
-        </w:rPr>
-        <w:t xml:space="preserve"> substance </w:t>
-      </w:r>
-      <w:r>
-        <w:rPr>
-          <w:lang w:val="fr-FR" w:bidi="ar-EG"/>
-        </w:rPr>
-        <w:t>(</w:t>
-      </w:r>
-      <w:r>
-        <w:rPr>
-          <w:lang w:val="fr-FR" w:bidi="ar-EG"/>
-        </w:rPr>
-        <w:t>E385) - Antioxydant (E321)</w:t>
-      </w:r>
-      <w:r>
-        <w:rPr>
-          <w:lang w:val="fr-FR" w:bidi="ar-EG"/>
-        </w:rPr>
-        <w:t xml:space="preserve"> –</w:t>
-      </w:r>
-      <w:r>
-        <w:rPr>
-          <w:lang w:val="fr-FR" w:bidi="ar-EG"/>
-        </w:rPr>
-        <w:t xml:space="preserve"> </w:t>
-      </w:r>
-      <w:r>
-        <w:rPr>
-          <w:lang w:val="fr-FR" w:bidi="ar-EG"/>
-        </w:rPr>
-        <w:t>conservateur (</w:t>
-      </w:r>
-      <w:proofErr w:type="spellStart"/>
-      <w:r>
-        <w:rPr>
-          <w:lang w:val="fr-FR" w:bidi="ar-EG"/>
-        </w:rPr>
-        <w:t>sorbate</w:t>
-      </w:r>
-      <w:proofErr w:type="spellEnd"/>
-      <w:r>
-        <w:rPr>
-          <w:lang w:val="fr-FR" w:bidi="ar-EG"/>
-        </w:rPr>
-        <w:t xml:space="preserve"> de potassium E202 – benzoate de sodium E211) 2000ppm.</w:t>
+      <w:r>
+        <w:rPr>
+          <w:lang w:val="fr-FR" w:bidi="ar-EG"/>
+        </w:rPr>
+        <w:t>conservateur (sorbate de potassium E202 – benzoate de sodium E211) 2000ppm.</w:t>
       </w:r>
     </w:p>
     <w:p>
@@ -4257,12 +3696,6 @@
           <w:lang w:val="fr-FR" w:bidi="ar-EG"/>
         </w:rPr>
       </w:pPr>
-      <w:r>
-        <w:rPr>
-          <w:lang w:val="fr-FR" w:bidi="ar-EG"/>
-        </w:rPr>
-        <w:t xml:space="preserve"> </w:t>
-      </w:r>
     </w:p>
     <w:p>
       <w:pPr>
@@ -4528,19 +3961,11 @@
         </w:rPr>
         <w:t xml:space="preserve"> Fabrique par First Mix </w:t>
       </w:r>
-      <w:proofErr w:type="spellStart"/>
-      <w:r>
-        <w:rPr>
-          <w:lang w:val="fr-FR" w:bidi="ar-EG"/>
-        </w:rPr>
-        <w:t>factory</w:t>
-      </w:r>
-      <w:proofErr w:type="spellEnd"/>
-      <w:r>
-        <w:rPr>
-          <w:lang w:val="fr-FR" w:bidi="ar-EG"/>
-        </w:rPr>
-        <w:t xml:space="preserve"> pour</w:t>
+      <w:r>
+        <w:rPr>
+          <w:lang w:val="fr-FR" w:bidi="ar-EG"/>
+        </w:rPr>
+        <w:t>factory pour</w:t>
       </w:r>
       <w:r>
         <w:rPr>
@@ -5003,139 +4428,122 @@
       <w:bookmarkEnd w:id="8"/>
       <w:r>
         <w:rPr>
+          <w:rtl/>
+          <w:lang w:val="fr-FR" w:bidi="ar-EG"/>
+        </w:rPr>
+        <w:t>–</w:t>
+      </w:r>
+      <w:r>
+        <w:rPr>
+          <w:lang w:val="fr-FR" w:bidi="ar-EG"/>
+        </w:rPr>
+        <w:t xml:space="preserve"> </w:t>
+      </w:r>
+      <w:r>
+        <w:rPr>
           <w:rFonts w:hint="cs"/>
           <w:rtl/>
           <w:lang w:val="fr-FR" w:bidi="ar-EG"/>
         </w:rPr>
+        <w:t>محسن نكهة</w:t>
+      </w:r>
+      <w:r>
+        <w:rPr>
+          <w:lang w:val="fr-FR" w:bidi="ar-EG"/>
+        </w:rPr>
+        <w:t xml:space="preserve"> </w:t>
+      </w:r>
+      <w:r>
+        <w:rPr>
+          <w:rFonts w:hint="cs"/>
+          <w:rtl/>
+          <w:lang w:val="fr-FR" w:bidi="ar-EG"/>
+        </w:rPr>
+        <w:t>621</w:t>
+      </w:r>
+      <w:r>
+        <w:rPr>
+          <w:lang w:val="fr-FR" w:bidi="ar-EG"/>
+        </w:rPr>
+        <w:t>E</w:t>
+      </w:r>
+      <w:r>
+        <w:rPr>
+          <w:rFonts w:hint="cs"/>
+          <w:rtl/>
+          <w:lang w:val="fr-FR" w:bidi="ar-EG"/>
+        </w:rPr>
+        <w:t xml:space="preserve"> </w:t>
+      </w:r>
+      <w:r>
+        <w:rPr>
+          <w:lang w:val="fr-FR" w:bidi="ar-EG"/>
+        </w:rPr>
         <w:t>-</w:t>
       </w:r>
       <w:r>
         <w:rPr>
-          <w:lang w:val="fr-FR" w:bidi="ar-EG"/>
+          <w:rFonts w:hint="cs"/>
+          <w:rtl/>
+          <w:lang w:bidi="ar-EG"/>
+        </w:rPr>
+        <w:t xml:space="preserve"> مادة مخلبية (</w:t>
+      </w:r>
+      <w:r>
+        <w:rPr>
+          <w:lang w:bidi="ar-EG"/>
+        </w:rPr>
+        <w:t>E3</w:t>
+      </w:r>
+      <w:r>
+        <w:rPr>
+          <w:lang w:bidi="ar-EG"/>
+        </w:rPr>
+        <w:t>85</w:t>
+      </w:r>
+      <w:r>
+        <w:rPr>
+          <w:rFonts w:hint="cs"/>
+          <w:rtl/>
+          <w:lang w:bidi="ar-EG"/>
+        </w:rPr>
+        <w:t xml:space="preserve">) </w:t>
+      </w:r>
+      <w:r>
+        <w:rPr>
+          <w:rtl/>
+          <w:lang w:bidi="ar-EG"/>
+        </w:rPr>
+        <w:t>–</w:t>
+      </w:r>
+      <w:r>
+        <w:rPr>
+          <w:rFonts w:hint="cs"/>
+          <w:rtl/>
+          <w:lang w:bidi="ar-EG"/>
         </w:rPr>
         <w:t xml:space="preserve"> </w:t>
       </w:r>
       <w:r>
         <w:rPr>
           <w:rFonts w:hint="cs"/>
-          <w:rtl/>
-          <w:lang w:val="fr-FR" w:bidi="ar-EG"/>
-        </w:rPr>
-        <w:t>محسن نكهة</w:t>
-      </w:r>
-      <w:r>
-        <w:rPr>
-          <w:lang w:val="fr-FR" w:bidi="ar-EG"/>
-        </w:rPr>
-        <w:t xml:space="preserve"> </w:t>
+          <w:b/>
+          <w:bCs/>
+          <w:rtl/>
+          <w:lang w:bidi="ar-EG"/>
+        </w:rPr>
+        <w:t>طعم الرانش</w:t>
       </w:r>
       <w:r>
         <w:rPr>
           <w:rFonts w:hint="cs"/>
           <w:rtl/>
-          <w:lang w:val="fr-FR" w:bidi="ar-EG"/>
-        </w:rPr>
-        <w:t>621</w:t>
-      </w:r>
-      <w:r>
-        <w:rPr>
-          <w:lang w:val="fr-FR" w:bidi="ar-EG"/>
-        </w:rPr>
-        <w:t xml:space="preserve">E </w:t>
-      </w:r>
-      <w:r>
-        <w:rPr>
-          <w:rFonts w:hint="cs"/>
-          <w:rtl/>
-          <w:lang w:val="fr-FR" w:bidi="ar-EG"/>
-        </w:rPr>
-        <w:t xml:space="preserve">) </w:t>
-      </w:r>
-      <w:r>
-        <w:rPr>
-          <w:lang w:val="fr-FR" w:bidi="ar-EG"/>
+          <w:lang w:bidi="ar-EG"/>
         </w:rPr>
         <w:t>-</w:t>
       </w:r>
       <w:r>
         <w:rPr>
-          <w:rFonts w:hint="cs"/>
-          <w:rtl/>
-          <w:lang w:bidi="ar-EG"/>
-        </w:rPr>
-        <w:t xml:space="preserve"> مادة مخلبية (</w:t>
-      </w:r>
-      <w:r>
-        <w:rPr>
-          <w:lang w:bidi="ar-EG"/>
-        </w:rPr>
-        <w:t>E3</w:t>
-      </w:r>
-      <w:r>
-        <w:rPr>
-          <w:lang w:bidi="ar-EG"/>
-        </w:rPr>
-        <w:t>85</w:t>
-      </w:r>
-      <w:r>
-        <w:rPr>
-          <w:rFonts w:hint="cs"/>
-          <w:rtl/>
-          <w:lang w:bidi="ar-EG"/>
-        </w:rPr>
-        <w:t xml:space="preserve">) </w:t>
-      </w:r>
-      <w:r>
-        <w:rPr>
-          <w:rtl/>
-          <w:lang w:bidi="ar-EG"/>
-        </w:rPr>
-        <w:t>–</w:t>
-      </w:r>
-      <w:r>
-        <w:rPr>
-          <w:rFonts w:hint="cs"/>
-          <w:rtl/>
-          <w:lang w:bidi="ar-EG"/>
-        </w:rPr>
-        <w:t xml:space="preserve"> </w:t>
-      </w:r>
-      <w:r>
-        <w:rPr>
-          <w:rFonts w:hint="cs"/>
-          <w:b/>
-          <w:bCs/>
-          <w:rtl/>
-          <w:lang w:bidi="ar-EG"/>
-        </w:rPr>
-        <w:t>طعم الرانش</w:t>
-      </w:r>
-      <w:r>
-        <w:rPr>
-          <w:rFonts w:hint="cs"/>
-          <w:b/>
-          <w:bCs/>
-          <w:rtl/>
-          <w:lang w:bidi="ar-EG"/>
-        </w:rPr>
-        <w:t>(يحتوي علي اللاكتوز و الجلوتين)</w:t>
-      </w:r>
-      <w:r>
-        <w:rPr>
-          <w:rFonts w:hint="cs"/>
-          <w:rtl/>
-          <w:lang w:bidi="ar-EG"/>
-        </w:rPr>
-        <w:t>-</w:t>
-      </w:r>
-      <w:r>
-        <w:rPr>
-          <w:lang w:bidi="ar-EG"/>
-        </w:rPr>
-        <w:t xml:space="preserve"> </w:t>
-      </w:r>
-      <w:r>
-        <w:rPr>
           <w:rtl/>
           <w:lang w:bidi="ar-EG"/>
         </w:rPr>
@@ -5143,7 +4551,7 @@
       </w:r>
       <w:r>
         <w:rPr>
-          <w:lang w:bidi="ar-AE"/>
+          <w:lang w:bidi="ar-EG"/>
         </w:rPr>
         <w:t>E202</w:t>
       </w:r>
@@ -5156,7 +4564,7 @@
       </w:r>
       <w:r>
         <w:rPr>
-          <w:lang w:bidi="ar-AE"/>
+          <w:lang w:bidi="ar-EG"/>
         </w:rPr>
         <w:t>E211</w:t>
       </w:r>
@@ -5771,19 +5179,11 @@
           <w:lang w:bidi="ar-EG"/>
         </w:rPr>
       </w:pPr>
-      <w:proofErr w:type="spellStart"/>
-      <w:r>
-        <w:rPr>
-          <w:lang w:bidi="ar-EG"/>
-        </w:rPr>
-        <w:t>Parcelle</w:t>
-      </w:r>
-      <w:proofErr w:type="spellEnd"/>
-      <w:r>
-        <w:rPr>
-          <w:lang w:bidi="ar-EG"/>
-        </w:rPr>
-        <w:t xml:space="preserve"> n°10, bloc 12009, premières industries</w:t>
+      <w:r>
+        <w:rPr>
+          <w:lang w:bidi="ar-EG"/>
+        </w:rPr>
+        <w:t>Parcelle n°10, bloc 12009, premières industries</w:t>
       </w:r>
     </w:p>
     <w:p>
@@ -6562,7 +5962,7 @@
     <w:tbl>
       <w:tblPr>
         <w:tblStyle w:val="TableGrid"/>
-        <w:tblpPr w:leftFromText="180" w:rightFromText="180" w:vertAnchor="page" w:horzAnchor="margin" w:tblpXSpec="center" w:tblpY="13545"/>
+        <w:tblpPr w:leftFromText="180" w:rightFromText="180" w:vertAnchor="page" w:horzAnchor="margin" w:tblpXSpec="center" w:tblpY="13546"/>
         <w:tblW w:w="0" w:type="auto"/>
         <w:tblLook w:val="04A0" w:firstRow="1" w:lastRow="0" w:firstColumn="1" w:lastColumn="0" w:noHBand="0" w:noVBand="1"/>
       </w:tblPr>
@@ -6626,19 +6026,11 @@
                 <w:lang w:bidi="ar-EG"/>
               </w:rPr>
             </w:pPr>
-            <w:proofErr w:type="spellStart"/>
             <w:r>
               <w:rPr>
                 <w:lang w:bidi="ar-EG"/>
               </w:rPr>
-              <w:t>Poids</w:t>
-            </w:r>
-            <w:proofErr w:type="spellEnd"/>
-            <w:r>
-              <w:rPr>
-                <w:lang w:bidi="ar-EG"/>
-              </w:rPr>
-              <w:t xml:space="preserve"> net 19</w:t>
+              <w:t>Poids net 19</w:t>
             </w:r>
             <w:r>
               <w:rPr>
@@ -6696,6 +6088,7 @@
               <w:rPr>
                 <w:lang w:bidi="ar-EG"/>
               </w:rPr>
+              <w:lastRenderedPageBreak/>
               <w:t>Net Weight 0.</w:t>
             </w:r>
             <w:r>
@@ -6732,19 +6125,11 @@
                 <w:lang w:bidi="ar-EG"/>
               </w:rPr>
             </w:pPr>
-            <w:proofErr w:type="spellStart"/>
             <w:r>
               <w:rPr>
                 <w:lang w:bidi="ar-EG"/>
               </w:rPr>
-              <w:t>Poids</w:t>
-            </w:r>
-            <w:proofErr w:type="spellEnd"/>
-            <w:r>
-              <w:rPr>
-                <w:lang w:bidi="ar-EG"/>
-              </w:rPr>
-              <w:t xml:space="preserve"> net 0</w:t>
+              <w:t>Poids net 0</w:t>
             </w:r>
             <w:r>
               <w:rPr>
@@ -6944,10 +6329,20 @@
         <w:tab/>
       </w:r>
     </w:p>
+    <w:p>
+      <w:pPr>
+        <w:tabs>
+          <w:tab w:val="left" w:pos="3420"/>
+        </w:tabs>
+        <w:rPr>
+          <w:lang w:bidi="ar-EG"/>
+        </w:rPr>
+      </w:pPr>
+    </w:p>
     <w:tbl>
       <w:tblPr>
         <w:tblStyle w:val="TableGrid"/>
-        <w:tblpPr w:leftFromText="180" w:rightFromText="180" w:vertAnchor="page" w:horzAnchor="margin" w:tblpXSpec="center" w:tblpY="12286"/>
+        <w:tblpPr w:leftFromText="180" w:rightFromText="180" w:vertAnchor="page" w:horzAnchor="margin" w:tblpXSpec="center" w:tblpY="3647"/>
         <w:tblW w:w="0" w:type="auto"/>
         <w:tblLook w:val="04A0" w:firstRow="1" w:lastRow="0" w:firstColumn="1" w:lastColumn="0" w:noHBand="0" w:noVBand="1"/>
       </w:tblPr>
@@ -6994,19 +6389,11 @@
                 <w:lang w:bidi="ar-EG"/>
               </w:rPr>
             </w:pPr>
-            <w:proofErr w:type="spellStart"/>
             <w:r>
               <w:rPr>
                 <w:lang w:bidi="ar-EG"/>
               </w:rPr>
-              <w:t>Poids</w:t>
-            </w:r>
-            <w:proofErr w:type="spellEnd"/>
-            <w:r>
-              <w:rPr>
-                <w:lang w:bidi="ar-EG"/>
-              </w:rPr>
-              <w:t xml:space="preserve"> net </w:t>
+              <w:t xml:space="preserve">Poids net </w:t>
             </w:r>
             <w:r>
               <w:rPr>
@@ -7099,19 +6486,11 @@
                 <w:lang w:bidi="ar-EG"/>
               </w:rPr>
             </w:pPr>
-            <w:proofErr w:type="spellStart"/>
             <w:r>
               <w:rPr>
                 <w:lang w:bidi="ar-EG"/>
               </w:rPr>
-              <w:t>Poids</w:t>
-            </w:r>
-            <w:proofErr w:type="spellEnd"/>
-            <w:r>
-              <w:rPr>
-                <w:lang w:bidi="ar-EG"/>
-              </w:rPr>
-              <w:t xml:space="preserve"> net </w:t>
+              <w:t xml:space="preserve">Poids net </w:t>
             </w:r>
             <w:r>
               <w:rPr>
@@ -7190,7 +6569,6 @@
               </w:rPr>
             </w:pPr>
             <w:r>
-              <w:lastRenderedPageBreak/>
               <w:t>Net Vol. 175 ml</w:t>
             </w:r>
           </w:p>
@@ -7258,16 +6636,6 @@
         </w:tc>
       </w:tr>
     </w:tbl>
-    <w:p>
-      <w:pPr>
-        <w:tabs>
-          <w:tab w:val="left" w:pos="3420"/>
-        </w:tabs>
-        <w:rPr>
-          <w:lang w:bidi="ar-EG"/>
-        </w:rPr>
-      </w:pPr>
-    </w:p>
     <w:p>
       <w:pPr>
         <w:tabs>
@@ -7398,7 +6766,7 @@
                 <w:szCs w:val="28"/>
                 <w14:ligatures w14:val="none"/>
               </w:rPr>
-              <w:t>Ranch Sauce</w:t>
+              <w:t xml:space="preserve">Ranch Sauce Lavida </w:t>
             </w:r>
           </w:p>
         </w:tc>
@@ -7635,6 +7003,18 @@
                 <w14:ligatures w14:val="none"/>
               </w:rPr>
             </w:pPr>
+            <w:r>
+              <w:rPr>
+                <w:rFonts w:asciiTheme="majorBidi" w:eastAsia="Times New Roman" w:hAnsiTheme="majorBidi" w:cstheme="majorBidi" w:hint="cs"/>
+                <w:b/>
+                <w:bCs/>
+                <w:color w:val="000000"/>
+                <w:kern w:val="0"/>
+                <w:rtl/>
+                <w14:ligatures w14:val="none"/>
+              </w:rPr>
+              <w:t>حسب الحجم</w:t>
+            </w:r>
           </w:p>
         </w:tc>
         <w:tc>
@@ -9800,6 +9180,134 @@
         </w:tc>
       </w:tr>
     </w:tbl>
+    <w:p>
+      <w:pPr>
+        <w:tabs>
+          <w:tab w:val="left" w:pos="3420"/>
+        </w:tabs>
+        <w:rPr>
+          <w:b/>
+          <w:bCs/>
+          <w:sz w:val="24"/>
+          <w:szCs w:val="24"/>
+          <w:lang w:bidi="ar-EG"/>
+        </w:rPr>
+      </w:pPr>
+    </w:p>
+    <w:p>
+      <w:pPr>
+        <w:rPr>
+          <w:sz w:val="24"/>
+          <w:szCs w:val="24"/>
+          <w:lang w:bidi="ar-EG"/>
+        </w:rPr>
+      </w:pPr>
+    </w:p>
+    <w:p>
+      <w:pPr>
+        <w:rPr>
+          <w:rFonts w:ascii="Calibri" w:eastAsia="Times New Roman" w:hAnsi="Calibri" w:cs="Calibri"/>
+          <w:b/>
+          <w:bCs/>
+          <w:color w:val="000000"/>
+          <w:kern w:val="0"/>
+          <w:sz w:val="18"/>
+          <w:szCs w:val="18"/>
+          <w14:ligatures w14:val="none"/>
+        </w:rPr>
+      </w:pPr>
+      <w:r>
+        <w:rPr>
+          <w:sz w:val="24"/>
+          <w:szCs w:val="24"/>
+          <w:lang w:bidi="ar-EG"/>
+        </w:rPr>
+        <w:t xml:space="preserve">Gross weight: </w:t>
+      </w:r>
+      <w:r>
+        <w:rPr>
+          <w:rFonts w:ascii="Calibri" w:eastAsia="Times New Roman" w:hAnsi="Calibri" w:cs="Calibri"/>
+          <w:b/>
+          <w:bCs/>
+          <w:color w:val="000000"/>
+          <w:kern w:val="0"/>
+          <w:sz w:val="18"/>
+          <w:szCs w:val="18"/>
+          <w14:ligatures w14:val="none"/>
+        </w:rPr>
+        <w:t>1,645</w:t>
+      </w:r>
+      <w:r>
+        <w:rPr>
+          <w:rFonts w:ascii="Calibri" w:eastAsia="Times New Roman" w:hAnsi="Calibri" w:cs="Calibri"/>
+          <w:b/>
+          <w:bCs/>
+          <w:color w:val="000000"/>
+          <w:kern w:val="0"/>
+          <w:sz w:val="18"/>
+          <w:szCs w:val="18"/>
+          <w14:ligatures w14:val="none"/>
+        </w:rPr>
+        <w:t>kg</w:t>
+      </w:r>
+    </w:p>
+    <w:p>
+      <w:pPr>
+        <w:rPr>
+          <w:rFonts w:ascii="Calibri" w:eastAsia="Times New Roman" w:hAnsi="Calibri" w:cs="Calibri"/>
+          <w:b/>
+          <w:bCs/>
+          <w:color w:val="000000"/>
+          <w:kern w:val="0"/>
+          <w:sz w:val="18"/>
+          <w:szCs w:val="18"/>
+          <w14:ligatures w14:val="none"/>
+        </w:rPr>
+      </w:pPr>
+      <w:r>
+        <w:rPr>
+          <w:sz w:val="24"/>
+          <w:szCs w:val="24"/>
+          <w:lang w:bidi="ar-EG"/>
+        </w:rPr>
+        <w:lastRenderedPageBreak/>
+        <w:t>Net weight :</w:t>
+      </w:r>
+      <w:r>
+        <w:rPr>
+          <w:sz w:val="24"/>
+          <w:szCs w:val="24"/>
+          <w:lang w:bidi="ar-EG"/>
+        </w:rPr>
+        <w:t xml:space="preserve"> </w:t>
+      </w:r>
+      <w:r>
+        <w:rPr>
+          <w:rFonts w:ascii="Calibri" w:eastAsia="Times New Roman" w:hAnsi="Calibri" w:cs="Calibri"/>
+          <w:b/>
+          <w:bCs/>
+          <w:color w:val="000000"/>
+          <w:kern w:val="0"/>
+          <w:sz w:val="18"/>
+          <w:szCs w:val="18"/>
+          <w14:ligatures w14:val="none"/>
+        </w:rPr>
+        <w:t>1,470</w:t>
+      </w:r>
+      <w:r>
+        <w:rPr>
+          <w:rFonts w:ascii="Calibri" w:eastAsia="Times New Roman" w:hAnsi="Calibri" w:cs="Calibri"/>
+          <w:b/>
+          <w:bCs/>
+          <w:color w:val="000000"/>
+          <w:kern w:val="0"/>
+          <w:sz w:val="18"/>
+          <w:szCs w:val="18"/>
+          <w14:ligatures w14:val="none"/>
+        </w:rPr>
+        <w:t>kg</w:t>
+      </w:r>
+    </w:p>
     <w:p>
       <w:pPr>
         <w:tabs>
@@ -11086,7 +10594,6 @@
   <w:style w:type="character" w:default="1" w:styleId="DefaultParagraphFont">
     <w:name w:val="Default Paragraph Font"/>
     <w:uiPriority w:val="1"/>
-    <w:semiHidden/>
     <w:unhideWhenUsed/>
   </w:style>
   <w:style w:type="table" w:default="1" w:styleId="TableNormal">
